--- a/RAC/17장/17장_실습문제_정답.docx
+++ b/RAC/17장/17장_실습문제_정답.docx
@@ -895,7 +895,7 @@
           <w:rFonts w:ascii="맑은 고딕" w:hAnsi="맑은 고딕" w:eastAsia="맑은 고딕"/>
           <w:sz w:val="21"/>
         </w:rPr>
-        <w:t>[상-08] 정답: ② 비파괴적이면서 실제 복구 절차와 같은 명령을 쓴다</w:t>
+        <w:t>[상-08] 정답: ② CRS 에 등록된 SPFILE 위치가 그 임시 경로로 바뀌므로 반드시 되돌려야 한다</w:t>
       </w:r>
     </w:p>
     <w:p>
@@ -904,7 +904,7 @@
           <w:rFonts w:ascii="맑은 고딕" w:hAnsi="맑은 고딕" w:eastAsia="맑은 고딕"/>
           <w:sz w:val="21"/>
         </w:rPr>
-        <w:t>해설: 데이터베이스가 열려 있어도 임시 위치로는 복원할 수 있다. 복원한 SPFILE 에 racdb1. 과 racdb2. 접두어가 그대로 있었다.</w:t>
+        <w:t>해설: 이름에 restore 가 들어 있어 읽기 전용처럼 보이지만 아니다. 실측에서 복원 전 +DATA/... 였던 Spfile 이 복원 후 /tmp/sp_probe.ora 로 바뀌었고, 백업만 했을 때는 바뀌지 않았으므로 원인이 이 명령임을 대조로 확인했다. 실행 중인 인스턴스는 영향을 받지 않아 그날은 멀쩡해 보이고 다음 srvctl 기동에서 문제가 드러난다. srvctl modify database -spfile 로 되돌린다.</w:t>
       </w:r>
     </w:p>
     <w:p>
